--- a/Munkanapló.docx
+++ b/Munkanapló.docx
@@ -1,204 +1,202 @@
 
 <file path=word/document.xml><?xml version="1.0" encoding="utf-8"?>
-<w:document xmlns:wpc="http://schemas.microsoft.com/office/word/2010/wordprocessingCanvas" xmlns:cx="http://schemas.microsoft.com/office/drawing/2014/chartex" xmlns:cx1="http://schemas.microsoft.com/office/drawing/2015/9/8/chartex" xmlns:cx2="http://schemas.microsoft.com/office/drawing/2015/10/21/chartex" xmlns:cx3="http://schemas.microsoft.com/office/drawing/2016/5/9/chartex" xmlns:cx4="http://schemas.microsoft.com/office/drawing/2016/5/10/chartex" xmlns:cx5="http://schemas.microsoft.com/office/drawing/2016/5/11/chartex" xmlns:cx6="http://schemas.microsoft.com/office/drawing/2016/5/12/chartex" xmlns:cx7="http://schemas.microsoft.com/office/drawing/2016/5/13/chartex" xmlns:cx8="http://schemas.microsoft.com/office/drawing/2016/5/14/chartex" xmlns:mc="http://schemas.openxmlformats.org/markup-compatibility/2006" xmlns:aink="http://schemas.microsoft.com/office/drawing/2016/ink" xmlns:am3d="http://schemas.microsoft.com/office/drawing/2017/model3d" xmlns:o="urn:schemas-microsoft-com:office:office" xmlns:r="http://schemas.openxmlformats.org/officeDocument/2006/relationships" xmlns:m="http://schemas.openxmlformats.org/officeDocument/2006/math" xmlns:v="urn:schemas-microsoft-com:vml" xmlns:wp14="http://schemas.microsoft.com/office/word/2010/wordprocessingDrawing" xmlns:wp="http://schemas.openxmlformats.org/drawingml/2006/wordprocessingDrawing" xmlns:w10="urn:schemas-microsoft-com:office:word" xmlns:w="http://schemas.openxmlformats.org/wordprocessingml/2006/main" xmlns:w14="http://schemas.microsoft.com/office/word/2010/wordml" xmlns:w15="http://schemas.microsoft.com/office/word/2012/wordml" xmlns:w16cex="http://schemas.microsoft.com/office/word/2018/wordml/cex" xmlns:w16cid="http://schemas.microsoft.com/office/word/2016/wordml/cid" xmlns:w16="http://schemas.microsoft.com/office/word/2018/wordml" xmlns:w16sdtdh="http://schemas.microsoft.com/office/word/2020/wordml/sdtdatahash" xmlns:w16se="http://schemas.microsoft.com/office/word/2015/wordml/symex" xmlns:wpg="http://schemas.microsoft.com/office/word/2010/wordprocessingGroup" xmlns:wpi="http://schemas.microsoft.com/office/word/2010/wordprocessingInk" xmlns:wne="http://schemas.microsoft.com/office/word/2006/wordml" xmlns:wps="http://schemas.microsoft.com/office/word/2010/wordprocessingShape" mc:Ignorable="w14 w15 w16se w16cid w16 w16cex w16sdtdh wp14">
+<w:document xmlns:o="urn:schemas-microsoft-com:office:office" xmlns:r="http://schemas.openxmlformats.org/officeDocument/2006/relationships" xmlns:v="urn:schemas-microsoft-com:vml" xmlns:w="http://schemas.openxmlformats.org/wordprocessingml/2006/main" xmlns:w10="urn:schemas-microsoft-com:office:word" xmlns:wp="http://schemas.openxmlformats.org/drawingml/2006/wordprocessingDrawing" xmlns:wps="http://schemas.microsoft.com/office/word/2010/wordprocessingShape" xmlns:wpg="http://schemas.microsoft.com/office/word/2010/wordprocessingGroup" xmlns:mc="http://schemas.openxmlformats.org/markup-compatibility/2006" xmlns:wp14="http://schemas.microsoft.com/office/word/2010/wordprocessingDrawing" xmlns:w14="http://schemas.microsoft.com/office/word/2010/wordml" mc:Ignorable="w14 wp14">
   <w:body>
     <w:p>
       <w:pPr>
-        <w:pStyle w:val="Cmsor1"/>
-      </w:pPr>
-      <w:r>
+        <w:pStyle w:val="Heading1"/>
+        <w:spacing w:before="0" w:after="280"/>
+        <w:rPr/>
+      </w:pPr>
+      <w:r>
+        <w:rPr/>
         <w:t>Munkanapló – Vizibicikli kölcsönző weboldal</w:t>
       </w:r>
     </w:p>
     <w:p>
       <w:pPr>
-        <w:pStyle w:val="Cmsor2"/>
-      </w:pPr>
-      <w:r>
+        <w:pStyle w:val="Heading2"/>
+        <w:spacing w:before="280" w:after="280"/>
+        <w:rPr/>
+      </w:pPr>
+      <w:r>
+        <w:rPr/>
         <w:t>1. alkalom</w:t>
       </w:r>
     </w:p>
     <w:p>
       <w:pPr>
-        <w:pStyle w:val="NormlWeb"/>
-      </w:pPr>
-      <w:r>
-        <w:t xml:space="preserve">Az első alkalommal megterveztük a </w:t>
-      </w:r>
-      <w:proofErr w:type="spellStart"/>
-      <w:r>
-        <w:t>vizibicikli</w:t>
-      </w:r>
-      <w:proofErr w:type="spellEnd"/>
-      <w:r>
-        <w:t>-kölcsönző weboldal felépítését. Megbeszéltük, hogy milyen szolgáltatásokat és vízi eszközöket szeretnénk bemutatni az oldalon. Létrehoztuk a HTML alapját, valamint elkezdtük a navigációs menü és a főbb részek kialakítását.</w:t>
-      </w:r>
-    </w:p>
-    <w:p>
-      <w:pPr>
-        <w:pStyle w:val="Cmsor2"/>
-      </w:pPr>
-      <w:r>
+        <w:pStyle w:val="NormalWeb"/>
+        <w:spacing w:before="280" w:after="280"/>
+        <w:rPr/>
+      </w:pPr>
+      <w:r>
+        <w:rPr/>
+        <w:t>Az első alkalommal megterveztük a vizibicikli-kölcsönző weboldal felépítését. Megbeszéltük, hogy milyen szolgáltatásokat és vízi eszközöket szeretnénk bemutatni az oldalon. Létrehoztuk a HTML alapját, valamint elkezdtük a navigációs menü és a főbb részek kialakítását.</w:t>
+      </w:r>
+    </w:p>
+    <w:p>
+      <w:pPr>
+        <w:pStyle w:val="Heading2"/>
+        <w:spacing w:before="280" w:after="280"/>
+        <w:rPr/>
+      </w:pPr>
+      <w:r>
+        <w:rPr/>
         <w:t>2. alkalom</w:t>
       </w:r>
     </w:p>
     <w:p>
       <w:pPr>
-        <w:pStyle w:val="NormlWeb"/>
-      </w:pPr>
-      <w:r>
-        <w:t xml:space="preserve">Folytattuk a HTML oldal elkészítését. Létrehoztuk a kiemelt részt, valamint </w:t>
-      </w:r>
-      <w:proofErr w:type="spellStart"/>
-      <w:r>
-        <w:t>Bootstrap</w:t>
-      </w:r>
-      <w:proofErr w:type="spellEnd"/>
-      <w:r>
-        <w:t xml:space="preserve"> segítségével elkészítettük a képes </w:t>
-      </w:r>
-      <w:proofErr w:type="spellStart"/>
-      <w:r>
-        <w:t>carousel</w:t>
-      </w:r>
-      <w:proofErr w:type="spellEnd"/>
-      <w:r>
-        <w:t xml:space="preserve">-t. Ezután elkészítettük a szolgáltatásokat bemutató kártyákat a különböző </w:t>
-      </w:r>
-      <w:proofErr w:type="spellStart"/>
-      <w:r>
-        <w:t>vizibiciklikhez</w:t>
-      </w:r>
-      <w:proofErr w:type="spellEnd"/>
-      <w:r>
-        <w:t>, kajakokhoz és a SUP-hoz.</w:t>
-      </w:r>
-    </w:p>
-    <w:p>
-      <w:pPr>
-        <w:pStyle w:val="Cmsor2"/>
-      </w:pPr>
-      <w:r>
+        <w:pStyle w:val="NormalWeb"/>
+        <w:spacing w:before="280" w:after="280"/>
+        <w:rPr/>
+      </w:pPr>
+      <w:r>
+        <w:rPr/>
+        <w:t>Folytattuk a HTML oldal elkészítését. Létrehoztuk a kiemelt részt, valamint Bootstrap segítségével elkészítettük a képes carousel-t. Ezután elkészítettük a szolgáltatásokat bemutató kártyákat a különböző vizibiciklikhez, kajakokhoz és a SUP-hoz.</w:t>
+      </w:r>
+    </w:p>
+    <w:p>
+      <w:pPr>
+        <w:pStyle w:val="Heading2"/>
+        <w:spacing w:before="280" w:after="280"/>
+        <w:rPr/>
+      </w:pPr>
+      <w:r>
+        <w:rPr/>
         <w:t>3. alkalom</w:t>
       </w:r>
     </w:p>
     <w:p>
       <w:pPr>
-        <w:pStyle w:val="NormlWeb"/>
-      </w:pPr>
-      <w:r>
-        <w:t xml:space="preserve">Ezen az alkalmon a CSS formázással foglalkoztunk. Beállítottuk az oldal háttérszínét, a kártyák megjelenését és az oldal egyéb elemeinek kinézetét. </w:t>
-      </w:r>
-      <w:proofErr w:type="spellStart"/>
-      <w:r>
-        <w:t>Hover</w:t>
-      </w:r>
-      <w:proofErr w:type="spellEnd"/>
-      <w:r>
-        <w:t xml:space="preserve"> effektet és animációkat is készítettünk, hogy látványosabb legyen a weboldal.</w:t>
-      </w:r>
-    </w:p>
-    <w:p>
-      <w:pPr>
-        <w:pStyle w:val="Cmsor2"/>
-      </w:pPr>
-      <w:r>
+        <w:pStyle w:val="NormalWeb"/>
+        <w:spacing w:before="280" w:after="280"/>
+        <w:rPr/>
+      </w:pPr>
+      <w:r>
+        <w:rPr/>
+        <w:t>Ezen az alkalmon a CSS formázással foglalkoztunk. Beállítottuk az oldal háttérszínét, a kártyák megjelenését és az oldal egyéb elemeinek kinézetét. Hover effektet és animációkat is készítettünk, hogy látványosabb legyen a weboldal.</w:t>
+      </w:r>
+    </w:p>
+    <w:p>
+      <w:pPr>
+        <w:pStyle w:val="Heading2"/>
+        <w:spacing w:before="280" w:after="280"/>
+        <w:rPr/>
+      </w:pPr>
+      <w:r>
+        <w:rPr/>
         <w:t>4. alkalom</w:t>
       </w:r>
     </w:p>
     <w:p>
       <w:pPr>
-        <w:pStyle w:val="NormlWeb"/>
-      </w:pPr>
-      <w:r>
+        <w:pStyle w:val="NormalWeb"/>
+        <w:spacing w:before="280" w:after="280"/>
+        <w:rPr/>
+      </w:pPr>
+      <w:r>
+        <w:rPr/>
         <w:t>Elkészítettük a vélemények és a kapcsolat részt. A véleményeket kártyákban jelenítettük meg, valamint létrehoztuk a kölcsönző elérhetőségeit tartalmazó részt. Ezután javítottunk az oldal kinézetén és ellenőriztük, hogy a különböző részek megfelelően jelennek-e meg.</w:t>
       </w:r>
     </w:p>
     <w:p>
       <w:pPr>
-        <w:pStyle w:val="Cmsor2"/>
-      </w:pPr>
-      <w:r>
+        <w:pStyle w:val="Heading2"/>
+        <w:spacing w:before="280" w:after="280"/>
+        <w:rPr/>
+      </w:pPr>
+      <w:r>
+        <w:rPr/>
         <w:t>5. alkalom</w:t>
       </w:r>
     </w:p>
     <w:p>
       <w:pPr>
-        <w:pStyle w:val="NormlWeb"/>
-      </w:pPr>
-      <w:r>
-        <w:t>Elkezd</w:t>
-      </w:r>
-      <w:r>
-        <w:t>t</w:t>
-      </w:r>
-      <w:r>
-        <w:t>ünk foglalkozni a foglalási űrlappal JavaScript segítségével. Az űrlapot DOM műveletekkel hoztuk létre. Beállítottuk a név, e-mail-cím, telefonszám, dátum, választott eszköz, bérlési idő és megjegyzés mezőket. Az adatokat LocalStorage segítségével mentettük el.</w:t>
-      </w:r>
-    </w:p>
-    <w:p>
-      <w:pPr>
-        <w:pStyle w:val="Cmsor2"/>
-      </w:pPr>
-      <w:r>
+        <w:pStyle w:val="NormalWeb"/>
+        <w:spacing w:before="280" w:after="280"/>
+        <w:rPr/>
+      </w:pPr>
+      <w:r>
+        <w:rPr/>
+        <w:t>Elkezdtünk foglalkozni a foglalási űrlappal JavaScript segítségével. Az űrlapot DOM műveletekkel hoztuk létre. Beállítottuk a név, e-mail-cím, telefonszám, dátum, választott eszköz, bérlési idő és megjegyzés mezőket.</w:t>
+      </w:r>
+    </w:p>
+    <w:p>
+      <w:pPr>
+        <w:pStyle w:val="Heading2"/>
+        <w:spacing w:before="280" w:after="280"/>
+        <w:rPr/>
+      </w:pPr>
+      <w:r>
+        <w:rPr/>
         <w:t>6. alkalom</w:t>
       </w:r>
     </w:p>
     <w:p>
       <w:pPr>
-        <w:pStyle w:val="NormlWeb"/>
-      </w:pPr>
-      <w:r>
-        <w:t xml:space="preserve">Az utolsó alkalommal teszteltük és javítottuk a weboldalt. Ellenőriztük a foglalási űrlap működését és azt, hogy a LocalStorage-ban elmentett adatok megfelelően megjelennek-e az eredményoldalon. Végül elvégeztük az utolsó </w:t>
-      </w:r>
-      <w:proofErr w:type="spellStart"/>
-      <w:r>
-        <w:t>kinézetbeli</w:t>
-      </w:r>
-      <w:proofErr w:type="spellEnd"/>
-      <w:r>
-        <w:t xml:space="preserve"> módosításokat és befejeztük a projektet.</w:t>
-      </w:r>
-    </w:p>
-    <w:p/>
+        <w:pStyle w:val="NormalWeb"/>
+        <w:spacing w:before="280" w:after="280"/>
+        <w:rPr/>
+      </w:pPr>
+      <w:r>
+        <w:rPr/>
+        <w:t>Az utolsó alkalommal teszteltük és javítottuk a weboldalt. Ellenőriztük a foglalási űrlap működését. Végül elvégeztük az utolsó kinézetbeli módosításokat és befejeztük a projektet.</w:t>
+      </w:r>
+    </w:p>
+    <w:p>
+      <w:pPr>
+        <w:pStyle w:val="Normal"/>
+        <w:widowControl/>
+        <w:bidi w:val="0"/>
+        <w:spacing w:lineRule="auto" w:line="259" w:before="0" w:after="160"/>
+        <w:jc w:val="left"/>
+        <w:rPr/>
+      </w:pPr>
+      <w:r>
+        <w:rPr/>
+      </w:r>
+    </w:p>
     <w:sectPr>
+      <w:type w:val="nextPage"/>
       <w:pgSz w:w="11906" w:h="16838"/>
-      <w:pgMar w:top="1417" w:right="1417" w:bottom="1417" w:left="1417" w:header="708" w:footer="708" w:gutter="0"/>
-      <w:cols w:space="708"/>
-      <w:docGrid w:linePitch="360"/>
+      <w:pgMar w:left="1417" w:right="1417" w:header="0" w:top="1417" w:footer="0" w:bottom="1417" w:gutter="0"/>
+      <w:pgNumType w:fmt="decimal"/>
+      <w:formProt w:val="false"/>
+      <w:textDirection w:val="lrTb"/>
+      <w:docGrid w:type="default" w:linePitch="360" w:charSpace="4096"/>
     </w:sectPr>
   </w:body>
 </w:document>
 </file>
 
 <file path=word/styles.xml><?xml version="1.0" encoding="utf-8"?>
-<w:styles xmlns:mc="http://schemas.openxmlformats.org/markup-compatibility/2006" xmlns:r="http://schemas.openxmlformats.org/officeDocument/2006/relationships" xmlns:w="http://schemas.openxmlformats.org/wordprocessingml/2006/main" xmlns:w14="http://schemas.microsoft.com/office/word/2010/wordml" xmlns:w15="http://schemas.microsoft.com/office/word/2012/wordml" xmlns:w16cex="http://schemas.microsoft.com/office/word/2018/wordml/cex" xmlns:w16cid="http://schemas.microsoft.com/office/word/2016/wordml/cid" xmlns:w16="http://schemas.microsoft.com/office/word/2018/wordml" xmlns:w16sdtdh="http://schemas.microsoft.com/office/word/2020/wordml/sdtdatahash" xmlns:w16se="http://schemas.microsoft.com/office/word/2015/wordml/symex" mc:Ignorable="w14 w15 w16se w16cid w16 w16cex w16sdtdh">
+<w:styles xmlns:w="http://schemas.openxmlformats.org/wordprocessingml/2006/main" xmlns:w14="http://schemas.microsoft.com/office/word/2010/wordml" xmlns:mc="http://schemas.openxmlformats.org/markup-compatibility/2006" mc:Ignorable="w14">
   <w:docDefaults>
     <w:rPrDefault>
       <w:rPr>
-        <w:rFonts w:asciiTheme="minorHAnsi" w:eastAsiaTheme="minorHAnsi" w:hAnsiTheme="minorHAnsi" w:cstheme="minorBidi"/>
+        <w:rFonts w:ascii="Calibri" w:hAnsi="Calibri" w:eastAsia="Calibri" w:cs="" w:asciiTheme="minorHAnsi" w:cstheme="minorBidi" w:eastAsiaTheme="minorHAnsi" w:hAnsiTheme="minorHAnsi"/>
         <w:sz w:val="22"/>
         <w:szCs w:val="22"/>
         <w:lang w:val="hu-HU" w:eastAsia="en-US" w:bidi="ar-SA"/>
       </w:rPr>
     </w:rPrDefault>
     <w:pPrDefault>
-      <w:pPr>
-        <w:spacing w:after="160" w:line="259" w:lineRule="auto"/>
-      </w:pPr>
+      <w:pPr/>
     </w:pPrDefault>
   </w:docDefaults>
   <w:latentStyles w:defLockedState="0" w:defUIPriority="99" w:defSemiHidden="0" w:defUnhideWhenUsed="0" w:defQFormat="0" w:count="376">
     <w:lsdException w:name="Normal" w:uiPriority="0" w:qFormat="1"/>
     <w:lsdException w:name="heading 1" w:uiPriority="9" w:qFormat="1"/>
-    <w:lsdException w:name="heading 2" w:semiHidden="1" w:uiPriority="9" w:unhideWhenUsed="1" w:qFormat="1"/>
-    <w:lsdException w:name="heading 3" w:semiHidden="1" w:uiPriority="9" w:unhideWhenUsed="1" w:qFormat="1"/>
-    <w:lsdException w:name="heading 4" w:semiHidden="1" w:uiPriority="9" w:unhideWhenUsed="1" w:qFormat="1"/>
-    <w:lsdException w:name="heading 5" w:semiHidden="1" w:uiPriority="9" w:unhideWhenUsed="1" w:qFormat="1"/>
-    <w:lsdException w:name="heading 6" w:semiHidden="1" w:uiPriority="9" w:unhideWhenUsed="1" w:qFormat="1"/>
-    <w:lsdException w:name="heading 7" w:semiHidden="1" w:uiPriority="9" w:unhideWhenUsed="1" w:qFormat="1"/>
-    <w:lsdException w:name="heading 8" w:semiHidden="1" w:uiPriority="9" w:unhideWhenUsed="1" w:qFormat="1"/>
-    <w:lsdException w:name="heading 9" w:semiHidden="1" w:uiPriority="9" w:unhideWhenUsed="1" w:qFormat="1"/>
+    <w:lsdException w:name="heading 2" w:uiPriority="9" w:semiHidden="1" w:unhideWhenUsed="1" w:qFormat="1"/>
+    <w:lsdException w:name="heading 3" w:uiPriority="9" w:semiHidden="1" w:unhideWhenUsed="1" w:qFormat="1"/>
+    <w:lsdException w:name="heading 4" w:uiPriority="9" w:semiHidden="1" w:unhideWhenUsed="1" w:qFormat="1"/>
+    <w:lsdException w:name="heading 5" w:uiPriority="9" w:semiHidden="1" w:unhideWhenUsed="1" w:qFormat="1"/>
+    <w:lsdException w:name="heading 6" w:uiPriority="9" w:semiHidden="1" w:unhideWhenUsed="1" w:qFormat="1"/>
+    <w:lsdException w:name="heading 7" w:uiPriority="9" w:semiHidden="1" w:unhideWhenUsed="1" w:qFormat="1"/>
+    <w:lsdException w:name="heading 8" w:uiPriority="9" w:semiHidden="1" w:unhideWhenUsed="1" w:qFormat="1"/>
+    <w:lsdException w:name="heading 9" w:uiPriority="9" w:semiHidden="1" w:unhideWhenUsed="1" w:qFormat="1"/>
     <w:lsdException w:name="index 1" w:semiHidden="1" w:unhideWhenUsed="1"/>
     <w:lsdException w:name="index 2" w:semiHidden="1" w:unhideWhenUsed="1"/>
     <w:lsdException w:name="index 3" w:semiHidden="1" w:unhideWhenUsed="1"/>
@@ -208,22 +206,22 @@
     <w:lsdException w:name="index 7" w:semiHidden="1" w:unhideWhenUsed="1"/>
     <w:lsdException w:name="index 8" w:semiHidden="1" w:unhideWhenUsed="1"/>
     <w:lsdException w:name="index 9" w:semiHidden="1" w:unhideWhenUsed="1"/>
-    <w:lsdException w:name="toc 1" w:semiHidden="1" w:uiPriority="39" w:unhideWhenUsed="1"/>
-    <w:lsdException w:name="toc 2" w:semiHidden="1" w:uiPriority="39" w:unhideWhenUsed="1"/>
-    <w:lsdException w:name="toc 3" w:semiHidden="1" w:uiPriority="39" w:unhideWhenUsed="1"/>
-    <w:lsdException w:name="toc 4" w:semiHidden="1" w:uiPriority="39" w:unhideWhenUsed="1"/>
-    <w:lsdException w:name="toc 5" w:semiHidden="1" w:uiPriority="39" w:unhideWhenUsed="1"/>
-    <w:lsdException w:name="toc 6" w:semiHidden="1" w:uiPriority="39" w:unhideWhenUsed="1"/>
-    <w:lsdException w:name="toc 7" w:semiHidden="1" w:uiPriority="39" w:unhideWhenUsed="1"/>
-    <w:lsdException w:name="toc 8" w:semiHidden="1" w:uiPriority="39" w:unhideWhenUsed="1"/>
-    <w:lsdException w:name="toc 9" w:semiHidden="1" w:uiPriority="39" w:unhideWhenUsed="1"/>
+    <w:lsdException w:name="toc 1" w:uiPriority="39" w:semiHidden="1" w:unhideWhenUsed="1"/>
+    <w:lsdException w:name="toc 2" w:uiPriority="39" w:semiHidden="1" w:unhideWhenUsed="1"/>
+    <w:lsdException w:name="toc 3" w:uiPriority="39" w:semiHidden="1" w:unhideWhenUsed="1"/>
+    <w:lsdException w:name="toc 4" w:uiPriority="39" w:semiHidden="1" w:unhideWhenUsed="1"/>
+    <w:lsdException w:name="toc 5" w:uiPriority="39" w:semiHidden="1" w:unhideWhenUsed="1"/>
+    <w:lsdException w:name="toc 6" w:uiPriority="39" w:semiHidden="1" w:unhideWhenUsed="1"/>
+    <w:lsdException w:name="toc 7" w:uiPriority="39" w:semiHidden="1" w:unhideWhenUsed="1"/>
+    <w:lsdException w:name="toc 8" w:uiPriority="39" w:semiHidden="1" w:unhideWhenUsed="1"/>
+    <w:lsdException w:name="toc 9" w:uiPriority="39" w:semiHidden="1" w:unhideWhenUsed="1"/>
     <w:lsdException w:name="Normal Indent" w:semiHidden="1" w:unhideWhenUsed="1"/>
     <w:lsdException w:name="footnote text" w:semiHidden="1" w:unhideWhenUsed="1"/>
     <w:lsdException w:name="annotation text" w:semiHidden="1" w:unhideWhenUsed="1"/>
     <w:lsdException w:name="header" w:semiHidden="1" w:unhideWhenUsed="1"/>
     <w:lsdException w:name="footer" w:semiHidden="1" w:unhideWhenUsed="1"/>
     <w:lsdException w:name="index heading" w:semiHidden="1" w:unhideWhenUsed="1"/>
-    <w:lsdException w:name="caption" w:semiHidden="1" w:uiPriority="35" w:unhideWhenUsed="1" w:qFormat="1"/>
+    <w:lsdException w:name="caption" w:uiPriority="35" w:semiHidden="1" w:unhideWhenUsed="1" w:qFormat="1"/>
     <w:lsdException w:name="table of figures" w:semiHidden="1" w:unhideWhenUsed="1"/>
     <w:lsdException w:name="envelope address" w:semiHidden="1" w:unhideWhenUsed="1"/>
     <w:lsdException w:name="envelope return" w:semiHidden="1" w:unhideWhenUsed="1"/>
@@ -254,7 +252,7 @@
     <w:lsdException w:name="Title" w:uiPriority="10" w:qFormat="1"/>
     <w:lsdException w:name="Closing" w:semiHidden="1" w:unhideWhenUsed="1"/>
     <w:lsdException w:name="Signature" w:semiHidden="1" w:unhideWhenUsed="1"/>
-    <w:lsdException w:name="Default Paragraph Font" w:semiHidden="1" w:uiPriority="1" w:unhideWhenUsed="1"/>
+    <w:lsdException w:name="Default Paragraph Font" w:uiPriority="1" w:semiHidden="1" w:unhideWhenUsed="1"/>
     <w:lsdException w:name="Body Text" w:semiHidden="1" w:unhideWhenUsed="1"/>
     <w:lsdException w:name="Body Text Indent" w:semiHidden="1" w:unhideWhenUsed="1"/>
     <w:lsdException w:name="List Continue" w:semiHidden="1" w:unhideWhenUsed="1"/>
@@ -454,8 +452,8 @@
     <w:lsdException w:name="Subtle Reference" w:uiPriority="31" w:qFormat="1"/>
     <w:lsdException w:name="Intense Reference" w:uiPriority="32" w:qFormat="1"/>
     <w:lsdException w:name="Book Title" w:uiPriority="33" w:qFormat="1"/>
-    <w:lsdException w:name="Bibliography" w:semiHidden="1" w:uiPriority="37" w:unhideWhenUsed="1"/>
-    <w:lsdException w:name="TOC Heading" w:semiHidden="1" w:uiPriority="39" w:unhideWhenUsed="1" w:qFormat="1"/>
+    <w:lsdException w:name="Bibliography" w:uiPriority="37" w:semiHidden="1" w:unhideWhenUsed="1"/>
+    <w:lsdException w:name="TOC Heading" w:uiPriority="39" w:semiHidden="1" w:unhideWhenUsed="1" w:qFormat="1"/>
     <w:lsdException w:name="Plain Table 1" w:uiPriority="41"/>
     <w:lsdException w:name="Plain Table 2" w:uiPriority="42"/>
     <w:lsdException w:name="Plain Table 3" w:uiPriority="43"/>
@@ -566,44 +564,58 @@
     <w:lsdException w:name="Unresolved Mention" w:semiHidden="1" w:unhideWhenUsed="1"/>
     <w:lsdException w:name="Smart Link" w:semiHidden="1" w:unhideWhenUsed="1"/>
   </w:latentStyles>
-  <w:style w:type="paragraph" w:default="1" w:styleId="Norml">
+  <w:style w:type="paragraph" w:styleId="Normal" w:default="1">
     <w:name w:val="Normal"/>
     <w:qFormat/>
-  </w:style>
-  <w:style w:type="paragraph" w:styleId="Cmsor1">
-    <w:name w:val="heading 1"/>
-    <w:basedOn w:val="Norml"/>
+    <w:pPr>
+      <w:widowControl/>
+      <w:bidi w:val="0"/>
+      <w:spacing w:lineRule="auto" w:line="259" w:before="0" w:after="160"/>
+      <w:jc w:val="left"/>
+    </w:pPr>
+    <w:rPr>
+      <w:rFonts w:ascii="Calibri" w:hAnsi="Calibri" w:eastAsia="Calibri" w:cs="" w:asciiTheme="minorHAnsi" w:cstheme="minorBidi" w:eastAsiaTheme="minorHAnsi" w:hAnsiTheme="minorHAnsi"/>
+      <w:color w:val="auto"/>
+      <w:kern w:val="0"/>
+      <w:sz w:val="22"/>
+      <w:szCs w:val="22"/>
+      <w:lang w:val="hu-HU" w:eastAsia="en-US" w:bidi="ar-SA"/>
+    </w:rPr>
+  </w:style>
+  <w:style w:type="paragraph" w:styleId="Heading1">
+    <w:name w:val="Heading 1"/>
+    <w:basedOn w:val="Normal"/>
     <w:link w:val="Cmsor1Char"/>
     <w:uiPriority w:val="9"/>
     <w:qFormat/>
-    <w:rsid w:val="00321C98"/>
+    <w:rsid w:val="00321c98"/>
     <w:pPr>
-      <w:spacing w:before="100" w:beforeAutospacing="1" w:after="100" w:afterAutospacing="1" w:line="240" w:lineRule="auto"/>
+      <w:spacing w:lineRule="auto" w:line="240" w:beforeAutospacing="1" w:afterAutospacing="1"/>
       <w:outlineLvl w:val="0"/>
     </w:pPr>
     <w:rPr>
-      <w:rFonts w:ascii="Times New Roman" w:eastAsia="Times New Roman" w:hAnsi="Times New Roman" w:cs="Times New Roman"/>
+      <w:rFonts w:ascii="Times New Roman" w:hAnsi="Times New Roman" w:eastAsia="Times New Roman" w:cs="Times New Roman"/>
       <w:b/>
       <w:bCs/>
-      <w:kern w:val="36"/>
+      <w:kern w:val="2"/>
       <w:sz w:val="48"/>
       <w:szCs w:val="48"/>
       <w:lang w:eastAsia="hu-HU"/>
     </w:rPr>
   </w:style>
-  <w:style w:type="paragraph" w:styleId="Cmsor2">
-    <w:name w:val="heading 2"/>
-    <w:basedOn w:val="Norml"/>
+  <w:style w:type="paragraph" w:styleId="Heading2">
+    <w:name w:val="Heading 2"/>
+    <w:basedOn w:val="Normal"/>
     <w:link w:val="Cmsor2Char"/>
     <w:uiPriority w:val="9"/>
     <w:qFormat/>
-    <w:rsid w:val="00321C98"/>
+    <w:rsid w:val="00321c98"/>
     <w:pPr>
-      <w:spacing w:before="100" w:beforeAutospacing="1" w:after="100" w:afterAutospacing="1" w:line="240" w:lineRule="auto"/>
+      <w:spacing w:lineRule="auto" w:line="240" w:beforeAutospacing="1" w:afterAutospacing="1"/>
       <w:outlineLvl w:val="1"/>
     </w:pPr>
     <w:rPr>
-      <w:rFonts w:ascii="Times New Roman" w:eastAsia="Times New Roman" w:hAnsi="Times New Roman" w:cs="Times New Roman"/>
+      <w:rFonts w:ascii="Times New Roman" w:hAnsi="Times New Roman" w:eastAsia="Times New Roman" w:cs="Times New Roman"/>
       <w:b/>
       <w:bCs/>
       <w:sz w:val="36"/>
@@ -611,11 +623,129 @@
       <w:lang w:eastAsia="hu-HU"/>
     </w:rPr>
   </w:style>
-  <w:style w:type="character" w:default="1" w:styleId="Bekezdsalapbettpusa">
+  <w:style w:type="character" w:styleId="DefaultParagraphFont" w:default="1">
     <w:name w:val="Default Paragraph Font"/>
     <w:uiPriority w:val="1"/>
     <w:semiHidden/>
     <w:unhideWhenUsed/>
+    <w:qFormat/>
+    <w:rPr/>
+  </w:style>
+  <w:style w:type="character" w:styleId="Cmsor1Char" w:customStyle="1">
+    <w:name w:val="Címsor 1 Char"/>
+    <w:basedOn w:val="DefaultParagraphFont"/>
+    <w:link w:val="Cmsor1"/>
+    <w:uiPriority w:val="9"/>
+    <w:qFormat/>
+    <w:rsid w:val="00321c98"/>
+    <w:rPr>
+      <w:rFonts w:ascii="Times New Roman" w:hAnsi="Times New Roman" w:eastAsia="Times New Roman" w:cs="Times New Roman"/>
+      <w:b/>
+      <w:bCs/>
+      <w:kern w:val="2"/>
+      <w:sz w:val="48"/>
+      <w:szCs w:val="48"/>
+      <w:lang w:eastAsia="hu-HU"/>
+    </w:rPr>
+  </w:style>
+  <w:style w:type="character" w:styleId="Cmsor2Char" w:customStyle="1">
+    <w:name w:val="Címsor 2 Char"/>
+    <w:basedOn w:val="DefaultParagraphFont"/>
+    <w:link w:val="Cmsor2"/>
+    <w:uiPriority w:val="9"/>
+    <w:qFormat/>
+    <w:rsid w:val="00321c98"/>
+    <w:rPr>
+      <w:rFonts w:ascii="Times New Roman" w:hAnsi="Times New Roman" w:eastAsia="Times New Roman" w:cs="Times New Roman"/>
+      <w:b/>
+      <w:bCs/>
+      <w:sz w:val="36"/>
+      <w:szCs w:val="36"/>
+      <w:lang w:eastAsia="hu-HU"/>
+    </w:rPr>
+  </w:style>
+  <w:style w:type="paragraph" w:styleId="Heading">
+    <w:name w:val="Heading"/>
+    <w:basedOn w:val="Normal"/>
+    <w:next w:val="TextBody"/>
+    <w:qFormat/>
+    <w:pPr>
+      <w:keepNext w:val="true"/>
+      <w:spacing w:before="240" w:after="120"/>
+    </w:pPr>
+    <w:rPr>
+      <w:rFonts w:ascii="Arial" w:hAnsi="Arial" w:eastAsia="Microsoft YaHei" w:cs="Arial"/>
+      <w:sz w:val="28"/>
+      <w:szCs w:val="28"/>
+    </w:rPr>
+  </w:style>
+  <w:style w:type="paragraph" w:styleId="TextBody">
+    <w:name w:val="Body Text"/>
+    <w:basedOn w:val="Normal"/>
+    <w:pPr>
+      <w:spacing w:lineRule="auto" w:line="276" w:before="0" w:after="140"/>
+    </w:pPr>
+    <w:rPr/>
+  </w:style>
+  <w:style w:type="paragraph" w:styleId="List">
+    <w:name w:val="List"/>
+    <w:basedOn w:val="TextBody"/>
+    <w:pPr/>
+    <w:rPr>
+      <w:rFonts w:cs="Arial"/>
+    </w:rPr>
+  </w:style>
+  <w:style w:type="paragraph" w:styleId="Caption">
+    <w:name w:val="Caption"/>
+    <w:basedOn w:val="Normal"/>
+    <w:qFormat/>
+    <w:pPr>
+      <w:suppressLineNumbers/>
+      <w:spacing w:before="120" w:after="120"/>
+    </w:pPr>
+    <w:rPr>
+      <w:rFonts w:cs="Arial"/>
+      <w:i/>
+      <w:iCs/>
+      <w:sz w:val="24"/>
+      <w:szCs w:val="24"/>
+    </w:rPr>
+  </w:style>
+  <w:style w:type="paragraph" w:styleId="Index">
+    <w:name w:val="Index"/>
+    <w:basedOn w:val="Normal"/>
+    <w:qFormat/>
+    <w:pPr>
+      <w:suppressLineNumbers/>
+    </w:pPr>
+    <w:rPr>
+      <w:rFonts w:cs="Arial"/>
+    </w:rPr>
+  </w:style>
+  <w:style w:type="paragraph" w:styleId="NormalWeb">
+    <w:name w:val="Normal (Web)"/>
+    <w:basedOn w:val="Normal"/>
+    <w:uiPriority w:val="99"/>
+    <w:semiHidden/>
+    <w:unhideWhenUsed/>
+    <w:qFormat/>
+    <w:rsid w:val="00321c98"/>
+    <w:pPr>
+      <w:spacing w:lineRule="auto" w:line="240" w:beforeAutospacing="1" w:afterAutospacing="1"/>
+    </w:pPr>
+    <w:rPr>
+      <w:rFonts w:ascii="Times New Roman" w:hAnsi="Times New Roman" w:eastAsia="Times New Roman" w:cs="Times New Roman"/>
+      <w:sz w:val="24"/>
+      <w:szCs w:val="24"/>
+      <w:lang w:eastAsia="hu-HU"/>
+    </w:rPr>
+  </w:style>
+  <w:style w:type="numbering" w:styleId="NoList" w:default="1">
+    <w:name w:val="No List"/>
+    <w:uiPriority w:val="99"/>
+    <w:semiHidden/>
+    <w:unhideWhenUsed/>
+    <w:qFormat/>
   </w:style>
   <w:style w:type="table" w:default="1" w:styleId="Normltblzat">
     <w:name w:val="Normal Table"/>
@@ -631,60 +761,6 @@
         <w:right w:w="108" w:type="dxa"/>
       </w:tblCellMar>
     </w:tblPr>
-  </w:style>
-  <w:style w:type="numbering" w:default="1" w:styleId="Nemlista">
-    <w:name w:val="No List"/>
-    <w:uiPriority w:val="99"/>
-    <w:semiHidden/>
-    <w:unhideWhenUsed/>
-  </w:style>
-  <w:style w:type="character" w:customStyle="1" w:styleId="Cmsor1Char">
-    <w:name w:val="Címsor 1 Char"/>
-    <w:basedOn w:val="Bekezdsalapbettpusa"/>
-    <w:link w:val="Cmsor1"/>
-    <w:uiPriority w:val="9"/>
-    <w:rsid w:val="00321C98"/>
-    <w:rPr>
-      <w:rFonts w:ascii="Times New Roman" w:eastAsia="Times New Roman" w:hAnsi="Times New Roman" w:cs="Times New Roman"/>
-      <w:b/>
-      <w:bCs/>
-      <w:kern w:val="36"/>
-      <w:sz w:val="48"/>
-      <w:szCs w:val="48"/>
-      <w:lang w:eastAsia="hu-HU"/>
-    </w:rPr>
-  </w:style>
-  <w:style w:type="character" w:customStyle="1" w:styleId="Cmsor2Char">
-    <w:name w:val="Címsor 2 Char"/>
-    <w:basedOn w:val="Bekezdsalapbettpusa"/>
-    <w:link w:val="Cmsor2"/>
-    <w:uiPriority w:val="9"/>
-    <w:rsid w:val="00321C98"/>
-    <w:rPr>
-      <w:rFonts w:ascii="Times New Roman" w:eastAsia="Times New Roman" w:hAnsi="Times New Roman" w:cs="Times New Roman"/>
-      <w:b/>
-      <w:bCs/>
-      <w:sz w:val="36"/>
-      <w:szCs w:val="36"/>
-      <w:lang w:eastAsia="hu-HU"/>
-    </w:rPr>
-  </w:style>
-  <w:style w:type="paragraph" w:styleId="NormlWeb">
-    <w:name w:val="Normal (Web)"/>
-    <w:basedOn w:val="Norml"/>
-    <w:uiPriority w:val="99"/>
-    <w:semiHidden/>
-    <w:unhideWhenUsed/>
-    <w:rsid w:val="00321C98"/>
-    <w:pPr>
-      <w:spacing w:before="100" w:beforeAutospacing="1" w:after="100" w:afterAutospacing="1" w:line="240" w:lineRule="auto"/>
-    </w:pPr>
-    <w:rPr>
-      <w:rFonts w:ascii="Times New Roman" w:eastAsia="Times New Roman" w:hAnsi="Times New Roman" w:cs="Times New Roman"/>
-      <w:sz w:val="24"/>
-      <w:szCs w:val="24"/>
-      <w:lang w:eastAsia="hu-HU"/>
-    </w:rPr>
   </w:style>
 </w:styles>
 </file>
